--- a/swh/docx/26.content.docx
+++ b/swh/docx/26.content.docx
@@ -19,7 +19,7 @@
         <w:rPr>
           <w:lang w:val="sw_KE" w:bidi="sw_KE"/>
         </w:rPr>
-        <w:t>Resource: Maelezo ya Masomo - Machapisho ya Vitabu (Tyndale)</w:t>
+        <w:t>Resource: Tyndale Open Study Notes</w:t>
       </w:r>
       <w:r>
         <w:rPr>
@@ -112,7 +112,7 @@
         <w:rPr>
           <w:lang w:val="sw_KE" w:bidi="sw_KE"/>
         </w:rPr>
-        <w:t>Maelezo ya Masomo - Machapisho ya Vitabu (Tyndale)</w:t>
+        <w:t>Tyndale Open Study Notes</w:t>
       </w:r>
     </w:p>
     <w:p>

--- a/swh/docx/26.content.docx
+++ b/swh/docx/26.content.docx
@@ -19,7 +19,7 @@
         <w:rPr>
           <w:lang w:val="sw_KE" w:bidi="sw_KE"/>
         </w:rPr>
-        <w:t>Resource: Tyndale Open Study Notes</w:t>
+        <w:t>Resource: Aquifer Open Study Notes (Book Intros)</w:t>
       </w:r>
       <w:r>
         <w:rPr>
@@ -112,7 +112,7 @@
         <w:rPr>
           <w:lang w:val="sw_KE" w:bidi="sw_KE"/>
         </w:rPr>
-        <w:t>Tyndale Open Study Notes</w:t>
+        <w:t>Aquifer Open Study Notes (Book Intros)</w:t>
       </w:r>
     </w:p>
     <w:p>

--- a/swh/docx/26.content.docx
+++ b/swh/docx/26.content.docx
@@ -258,18 +258,12 @@
         </w:rPr>
         <w:t>Kitabu cha Ezekieli kiliandikwa kutoka Babeli wakati wa siku ngumu za uhamisho wa Yuda huko Babeli (mwaka 605–538 Kabla ya Kristo (KK)). Wababeli walikuwa wameuteka mji mkuu wa Waashuru wa Ninawi (612 KK), na utawala wa Babeli ulikamilika kwa kushindwa kwa Waashuru wa mwisho waliokuwa wakipinga katika vita vya uamuzi vya Karkemishi (605 KK). Katika mwaka huo huo, Wababeli walivamia Yuda na kuchukua mateka kutoka tabaka za juu kurudi Babeli, akiwemo Danieli na marafiki zake watatu (</w:t>
       </w:r>
-      <w:hyperlink r:id="rId13">
-        <w:r>
-          <w:rPr>
-            <w:lang w:val="sw_KE" w:bidi="sw_KE"/>
-          </w:rPr>
-          <w:rPr>
-            <w:color w:val="0000EE"/>
-            <w:u w:val="single"/>
-          </w:rPr>
-          <w:t>Dan 1:1–5</w:t>
-        </w:r>
-      </w:hyperlink>
+      <w:r>
+        <w:rPr>
+          <w:lang w:val="sw_KE" w:bidi="sw_KE"/>
+        </w:rPr>
+        <w:t>Dan 1:1–5</w:t>
+      </w:r>
       <w:r>
         <w:rPr>
           <w:lang w:val="sw_KE" w:bidi="sw_KE"/>
@@ -318,18 +312,12 @@
         </w:rPr>
         <w:t>Maono ya kwanza ya Ezekieli yalifanyika Babeli mwaka wa 593 KK, alipokuwa na umri wa miaka thelathini (</w:t>
       </w:r>
-      <w:hyperlink r:id="rId14">
-        <w:r>
-          <w:rPr>
-            <w:lang w:val="sw_KE" w:bidi="sw_KE"/>
-          </w:rPr>
-          <w:rPr>
-            <w:color w:val="0000EE"/>
-            <w:u w:val="single"/>
-          </w:rPr>
-          <w:t>Ezek 1:1–2</w:t>
-        </w:r>
-      </w:hyperlink>
+      <w:r>
+        <w:rPr>
+          <w:lang w:val="sw_KE" w:bidi="sw_KE"/>
+        </w:rPr>
+        <w:t>Ezek 1:1–2</w:t>
+      </w:r>
       <w:r>
         <w:rPr>
           <w:lang w:val="sw_KE" w:bidi="sw_KE"/>
@@ -369,72 +357,48 @@
           <w:lang w:val="sw_KE" w:bidi="sw_KE"/>
         </w:rPr>
       </w:r>
-      <w:hyperlink r:id="rId15">
-        <w:r>
-          <w:rPr>
-            <w:lang w:val="sw_KE" w:bidi="sw_KE"/>
-          </w:rPr>
-          <w:rPr>
-            <w:color w:val="0000EE"/>
-            <w:u w:val="single"/>
-          </w:rPr>
-          <w:t>Sura 1–3</w:t>
-        </w:r>
-      </w:hyperlink>
+      <w:r>
+        <w:rPr>
+          <w:lang w:val="sw_KE" w:bidi="sw_KE"/>
+        </w:rPr>
+        <w:t>Sura 1–3</w:t>
+      </w:r>
       <w:r>
         <w:rPr>
           <w:lang w:val="sw_KE" w:bidi="sw_KE"/>
         </w:rPr>
         <w:t xml:space="preserve"> zinaeleza wito na kutumwa kwa Ezekieli kama nabii. Maono yake ya mwanzo yanaeleza utukufu wa Bwana, ukiwa katika harakati za kutisha (</w:t>
       </w:r>
-      <w:hyperlink r:id="rId16">
-        <w:r>
-          <w:rPr>
-            <w:lang w:val="sw_KE" w:bidi="sw_KE"/>
-          </w:rPr>
-          <w:rPr>
-            <w:color w:val="0000EE"/>
-            <w:u w:val="single"/>
-          </w:rPr>
-          <w:t>1:4–28</w:t>
-        </w:r>
-      </w:hyperlink>
+      <w:r>
+        <w:rPr>
+          <w:lang w:val="sw_KE" w:bidi="sw_KE"/>
+        </w:rPr>
+        <w:t>1:4–28</w:t>
+      </w:r>
       <w:r>
         <w:rPr>
           <w:lang w:val="sw_KE" w:bidi="sw_KE"/>
         </w:rPr>
         <w:t>). Kwa picha za harakati na hukumu, maono hayo yanaonyesha Bwana kama shujaa wa kimungu katika gari lake la mbinguni, akija kuhukumu watu wake. Wakati wa wito wa Ezekieli (</w:t>
       </w:r>
-      <w:hyperlink r:id="rId17">
-        <w:r>
-          <w:rPr>
-            <w:lang w:val="sw_KE" w:bidi="sw_KE"/>
-          </w:rPr>
-          <w:rPr>
-            <w:color w:val="0000EE"/>
-            <w:u w:val="single"/>
-          </w:rPr>
-          <w:t>2:1–3:15</w:t>
-        </w:r>
-      </w:hyperlink>
+      <w:r>
+        <w:rPr>
+          <w:lang w:val="sw_KE" w:bidi="sw_KE"/>
+        </w:rPr>
+        <w:t>2:1–3:15</w:t>
+      </w:r>
       <w:r>
         <w:rPr>
           <w:lang w:val="sw_KE" w:bidi="sw_KE"/>
         </w:rPr>
         <w:t>), Roho alimwambia kwamba watu wa Yuda wenye ukaidi na uasi hawatasikiliza ujumbe wake. Hata hivyo, Bwana alitaka Ezekieli kuwa mkaidi sawa katika kuwasilisha ujumbe wake kwa uaminifu. Kama mlinzi (</w:t>
       </w:r>
-      <w:hyperlink r:id="rId18">
-        <w:r>
-          <w:rPr>
-            <w:lang w:val="sw_KE" w:bidi="sw_KE"/>
-          </w:rPr>
-          <w:rPr>
-            <w:color w:val="0000EE"/>
-            <w:u w:val="single"/>
-          </w:rPr>
-          <w:t>3:16–27</w:t>
-        </w:r>
-      </w:hyperlink>
+      <w:r>
+        <w:rPr>
+          <w:lang w:val="sw_KE" w:bidi="sw_KE"/>
+        </w:rPr>
+        <w:t>3:16–27</w:t>
+      </w:r>
       <w:r>
         <w:rPr>
           <w:lang w:val="sw_KE" w:bidi="sw_KE"/>
@@ -455,54 +419,36 @@
         </w:rPr>
         <w:t xml:space="preserve">Kwenye </w:t>
       </w:r>
-      <w:hyperlink r:id="rId19">
-        <w:r>
-          <w:rPr>
-            <w:lang w:val="sw_KE" w:bidi="sw_KE"/>
-          </w:rPr>
-          <w:rPr>
-            <w:color w:val="0000EE"/>
-            <w:u w:val="single"/>
-          </w:rPr>
-          <w:t>sura za 4–24</w:t>
-        </w:r>
-      </w:hyperlink>
+      <w:r>
+        <w:rPr>
+          <w:lang w:val="sw_KE" w:bidi="sw_KE"/>
+        </w:rPr>
+        <w:t>sura za 4–24</w:t>
+      </w:r>
       <w:r>
         <w:rPr>
           <w:lang w:val="sw_KE" w:bidi="sw_KE"/>
         </w:rPr>
         <w:t xml:space="preserve">, Ezekieli anatoa orodha ya maangamizi dhidi ya Yuda na Yerusalemu. Nabii anafanya mfululizo wa vitendo vya ishara vinavyoonyesha kuzingirwa na kuharibiwa kwa Yerusalemu. </w:t>
       </w:r>
-      <w:hyperlink r:id="rId20">
-        <w:r>
-          <w:rPr>
-            <w:lang w:val="sw_KE" w:bidi="sw_KE"/>
-          </w:rPr>
-          <w:rPr>
-            <w:color w:val="0000EE"/>
-            <w:u w:val="single"/>
-          </w:rPr>
-          <w:t>Sura za 8–11</w:t>
-        </w:r>
-      </w:hyperlink>
+      <w:r>
+        <w:rPr>
+          <w:lang w:val="sw_KE" w:bidi="sw_KE"/>
+        </w:rPr>
+        <w:t>Sura za 8–11</w:t>
+      </w:r>
       <w:r>
         <w:rPr>
           <w:lang w:val="sw_KE" w:bidi="sw_KE"/>
         </w:rPr>
         <w:t xml:space="preserve"> zinaonyesha dhambi za Yerusalemu katika mandhari manne ya machukizo yanayoongezeka ambayo yanaonyesha wazi sababu ya maangamizi yanayokuja. Utukufu wa Mungu unaondoka kwenye patakatifu, na Hekalu linaangamizwa kabisa. Mashairi, maorakuli, na maono katika sehemu hii yote kwa pamoja yanathibitisha uhakika na haki ya maangamizi ya Yerusalemu, yakihitimishwa na tangazo la kuzingirwa kwa Yerusalemu na Nebukadneza na ujumbe wa mwisho wa uhakika wa hukumu (</w:t>
       </w:r>
-      <w:hyperlink r:id="rId21">
-        <w:r>
-          <w:rPr>
-            <w:lang w:val="sw_KE" w:bidi="sw_KE"/>
-          </w:rPr>
-          <w:rPr>
-            <w:color w:val="0000EE"/>
-            <w:u w:val="single"/>
-          </w:rPr>
-          <w:t>sura ya 24</w:t>
-        </w:r>
-      </w:hyperlink>
+      <w:r>
+        <w:rPr>
+          <w:lang w:val="sw_KE" w:bidi="sw_KE"/>
+        </w:rPr>
+        <w:t>sura ya 24</w:t>
+      </w:r>
       <w:r>
         <w:rPr>
           <w:lang w:val="sw_KE" w:bidi="sw_KE"/>
@@ -523,36 +469,24 @@
         </w:rPr>
         <w:t>Ezekieli kisha anageukia tumaini, akianza na ujumbe saba (</w:t>
       </w:r>
-      <w:hyperlink r:id="rId22">
-        <w:r>
-          <w:rPr>
-            <w:lang w:val="sw_KE" w:bidi="sw_KE"/>
-          </w:rPr>
-          <w:rPr>
-            <w:color w:val="0000EE"/>
-            <w:u w:val="single"/>
-          </w:rPr>
-          <w:t>sura 25–32</w:t>
-        </w:r>
-      </w:hyperlink>
+      <w:r>
+        <w:rPr>
+          <w:lang w:val="sw_KE" w:bidi="sw_KE"/>
+        </w:rPr>
+        <w:t>sura 25–32</w:t>
+      </w:r>
       <w:r>
         <w:rPr>
           <w:lang w:val="sw_KE" w:bidi="sw_KE"/>
         </w:rPr>
         <w:t>) ambao unashutumu mataifa yanayozunguka kwa kusaidia Wababiloni na kufurahia kuanguka kwa Yerusalemu. Ujumbe huu unaonyesha kwamba ahadi Mungu aliyompa Abrahamu ilibaki bila kubadilika: “Nitawalaani wale wanaokudharau” (</w:t>
       </w:r>
-      <w:hyperlink r:id="rId23">
-        <w:r>
-          <w:rPr>
-            <w:lang w:val="sw_KE" w:bidi="sw_KE"/>
-          </w:rPr>
-          <w:rPr>
-            <w:color w:val="0000EE"/>
-            <w:u w:val="single"/>
-          </w:rPr>
-          <w:t>Mwa 12:3</w:t>
-        </w:r>
-      </w:hyperlink>
+      <w:r>
+        <w:rPr>
+          <w:lang w:val="sw_KE" w:bidi="sw_KE"/>
+        </w:rPr>
+        <w:t>Mwa 12:3</w:t>
+      </w:r>
       <w:r>
         <w:rPr>
           <w:lang w:val="sw_KE" w:bidi="sw_KE"/>
@@ -567,72 +501,48 @@
           <w:lang w:val="sw_KE" w:bidi="sw_KE"/>
         </w:rPr>
       </w:r>
-      <w:hyperlink r:id="rId24">
-        <w:r>
-          <w:rPr>
-            <w:lang w:val="sw_KE" w:bidi="sw_KE"/>
-          </w:rPr>
-          <w:rPr>
-            <w:color w:val="0000EE"/>
-            <w:u w:val="single"/>
-          </w:rPr>
-          <w:t>Sura 33–48</w:t>
-        </w:r>
-      </w:hyperlink>
+      <w:r>
+        <w:rPr>
+          <w:lang w:val="sw_KE" w:bidi="sw_KE"/>
+        </w:rPr>
+        <w:t>Sura 33–48</w:t>
+      </w:r>
       <w:r>
         <w:rPr>
           <w:lang w:val="sw_KE" w:bidi="sw_KE"/>
         </w:rPr>
         <w:t xml:space="preserve"> zinakamilisha harakati kutoka hukumu hadi tumaini, zikianza na wakati muhimu ambapo waliohamishwa hatimaye wanasikia habari za uharibifu wa Yerusalemu (</w:t>
       </w:r>
-      <w:hyperlink r:id="rId25">
-        <w:r>
-          <w:rPr>
-            <w:lang w:val="sw_KE" w:bidi="sw_KE"/>
-          </w:rPr>
-          <w:rPr>
-            <w:color w:val="0000EE"/>
-            <w:u w:val="single"/>
-          </w:rPr>
-          <w:t>33:21</w:t>
-        </w:r>
-      </w:hyperlink>
+      <w:r>
+        <w:rPr>
+          <w:lang w:val="sw_KE" w:bidi="sw_KE"/>
+        </w:rPr>
+        <w:t>33:21</w:t>
+      </w:r>
       <w:r>
         <w:rPr>
           <w:lang w:val="sw_KE" w:bidi="sw_KE"/>
         </w:rPr>
         <w:t>). Wakati huu Bwana anamwagiza tena nabii Ezekieli kuhudumu kama mlinzi, akitangaza hukumu kwa wale wanaokataa kutubu na kuahidi uzima kwa wale wanaofanya hivyo. Ujumbe wa tumaini unaahidi mchungaji mpya na agano jipya na ardhi, ambapo watu wataishi pamoja kwa umoja (</w:t>
       </w:r>
-      <w:hyperlink r:id="rId26">
-        <w:r>
-          <w:rPr>
-            <w:lang w:val="sw_KE" w:bidi="sw_KE"/>
-          </w:rPr>
-          <w:rPr>
-            <w:color w:val="0000EE"/>
-            <w:u w:val="single"/>
-          </w:rPr>
-          <w:t>sura 34–37</w:t>
-        </w:r>
-      </w:hyperlink>
+      <w:r>
+        <w:rPr>
+          <w:lang w:val="sw_KE" w:bidi="sw_KE"/>
+        </w:rPr>
+        <w:t>sura 34–37</w:t>
+      </w:r>
       <w:r>
         <w:rPr>
           <w:lang w:val="sw_KE" w:bidi="sw_KE"/>
         </w:rPr>
         <w:t>). Mawingu meusi ya vita yanatishia picha hii ya baraka (</w:t>
       </w:r>
-      <w:hyperlink r:id="rId27">
-        <w:r>
-          <w:rPr>
-            <w:lang w:val="sw_KE" w:bidi="sw_KE"/>
-          </w:rPr>
-          <w:rPr>
-            <w:color w:val="0000EE"/>
-            <w:u w:val="single"/>
-          </w:rPr>
-          <w:t>sura 38–39</w:t>
-        </w:r>
-      </w:hyperlink>
+      <w:r>
+        <w:rPr>
+          <w:lang w:val="sw_KE" w:bidi="sw_KE"/>
+        </w:rPr>
+        <w:t>sura 38–39</w:t>
+      </w:r>
       <w:r>
         <w:rPr>
           <w:lang w:val="sw_KE" w:bidi="sw_KE"/>
@@ -653,18 +563,12 @@
         </w:rPr>
         <w:t>Baada ya Mungu kumshinda Gogu na washirika wake, anaweza kufunua Hekalu la mwisho na ardhi iliyorekebishwa (</w:t>
       </w:r>
-      <w:hyperlink r:id="rId28">
-        <w:r>
-          <w:rPr>
-            <w:lang w:val="sw_KE" w:bidi="sw_KE"/>
-          </w:rPr>
-          <w:rPr>
-            <w:color w:val="0000EE"/>
-            <w:u w:val="single"/>
-          </w:rPr>
-          <w:t>sura ya 40–48</w:t>
-        </w:r>
-      </w:hyperlink>
+      <w:r>
+        <w:rPr>
+          <w:lang w:val="sw_KE" w:bidi="sw_KE"/>
+        </w:rPr>
+        <w:t>sura ya 40–48</w:t>
+      </w:r>
       <w:r>
         <w:rPr>
           <w:lang w:val="sw_KE" w:bidi="sw_KE"/>
@@ -696,18 +600,12 @@
         </w:rPr>
         <w:t>Kwenye mistari ya mwanzo ya kitabu, nabii Ezekieli anadai kwamba yeye ndiye mwandishi (</w:t>
       </w:r>
-      <w:hyperlink r:id="rId29">
-        <w:r>
-          <w:rPr>
-            <w:lang w:val="sw_KE" w:bidi="sw_KE"/>
-          </w:rPr>
-          <w:rPr>
-            <w:color w:val="0000EE"/>
-            <w:u w:val="single"/>
-          </w:rPr>
-          <w:t>1:3</w:t>
-        </w:r>
-      </w:hyperlink>
+      <w:r>
+        <w:rPr>
+          <w:lang w:val="sw_KE" w:bidi="sw_KE"/>
+        </w:rPr>
+        <w:t>1:3</w:t>
+      </w:r>
       <w:r>
         <w:rPr>
           <w:lang w:val="sw_KE" w:bidi="sw_KE"/>
@@ -767,18 +665,12 @@
         </w:rPr>
         <w:t>Baada ya uharibifu wa Yerusalemu, watu wa Mungu walikuwa katika hatari kubwa ya kukata tamaa na kuvunjika moyo. Walihisi kuwa wamekufa kiroho, wamesahauliwa na Mungu na kutengwa na uwepo wake. Walisema, “Dhambi zetu ni nzito juu yetu; tunadhoofika! Tunawezaje kuishi?” (</w:t>
       </w:r>
-      <w:hyperlink r:id="rId30">
-        <w:r>
-          <w:rPr>
-            <w:lang w:val="sw_KE" w:bidi="sw_KE"/>
-          </w:rPr>
-          <w:rPr>
-            <w:color w:val="0000EE"/>
-            <w:u w:val="single"/>
-          </w:rPr>
-          <w:t>33:10</w:t>
-        </w:r>
-      </w:hyperlink>
+      <w:r>
+        <w:rPr>
+          <w:lang w:val="sw_KE" w:bidi="sw_KE"/>
+        </w:rPr>
+        <w:t>33:10</w:t>
+      </w:r>
       <w:r>
         <w:rPr>
           <w:lang w:val="sw_KE" w:bidi="sw_KE"/>
@@ -799,72 +691,48 @@
         </w:rPr>
         <w:t>Kwa watu hawa waliokatishwa tamaa, nabii alitoa ujumbe wa ukuu na utukufu wa Mungu, akimwelezea Mungu kama mwenye enzi, aliye juu ya yote, na mwenye nguvu. Miungu ya Babeli hakika haikumshinda Bwana; badala yake, Mungu aliliacha kwa hiari nchi yake na makao yake kwa sababu ya dhambi za watu wake. Ingawa aliacha mji mchafu wa Yerusalemu, Mungu huyu wa utukufu hakuwaacha watu wake. Badala yake, alienda kwa mabaki ya watu wake walio uhamishoni (</w:t>
       </w:r>
-      <w:hyperlink r:id="rId31">
-        <w:r>
-          <w:rPr>
-            <w:lang w:val="sw_KE" w:bidi="sw_KE"/>
-          </w:rPr>
-          <w:rPr>
-            <w:color w:val="0000EE"/>
-            <w:u w:val="single"/>
-          </w:rPr>
-          <w:t>11:16</w:t>
-        </w:r>
-      </w:hyperlink>
+      <w:r>
+        <w:rPr>
+          <w:lang w:val="sw_KE" w:bidi="sw_KE"/>
+        </w:rPr>
+        <w:t>11:16</w:t>
+      </w:r>
       <w:r>
         <w:rPr>
           <w:lang w:val="sw_KE" w:bidi="sw_KE"/>
         </w:rPr>
         <w:t>), ambapo Ezekieli mwenyewe aliona utukufu wa Bwana kwa mara ya kwanza (</w:t>
       </w:r>
-      <w:hyperlink r:id="rId32">
-        <w:r>
-          <w:rPr>
-            <w:lang w:val="sw_KE" w:bidi="sw_KE"/>
-          </w:rPr>
-          <w:rPr>
-            <w:color w:val="0000EE"/>
-            <w:u w:val="single"/>
-          </w:rPr>
-          <w:t>1:1</w:t>
-        </w:r>
-      </w:hyperlink>
+      <w:r>
+        <w:rPr>
+          <w:lang w:val="sw_KE" w:bidi="sw_KE"/>
+        </w:rPr>
+        <w:t>1:1</w:t>
+      </w:r>
       <w:r>
         <w:rPr>
           <w:lang w:val="sw_KE" w:bidi="sw_KE"/>
         </w:rPr>
         <w:t>). Mungu alikuwa bado akidhibiti mambo yote, hata jaribio la mfalme wa Babeli Nebukadneza la kushauriana na miungu yake mwenyewe kupitia uganga (</w:t>
       </w:r>
-      <w:hyperlink r:id="rId33">
-        <w:r>
-          <w:rPr>
-            <w:lang w:val="sw_KE" w:bidi="sw_KE"/>
-          </w:rPr>
-          <w:rPr>
-            <w:color w:val="0000EE"/>
-            <w:u w:val="single"/>
-          </w:rPr>
-          <w:t>21:21–23</w:t>
-        </w:r>
-      </w:hyperlink>
+      <w:r>
+        <w:rPr>
+          <w:lang w:val="sw_KE" w:bidi="sw_KE"/>
+        </w:rPr>
+        <w:t>21:21–23</w:t>
+      </w:r>
       <w:r>
         <w:rPr>
           <w:lang w:val="sw_KE" w:bidi="sw_KE"/>
         </w:rPr>
         <w:t xml:space="preserve">; linganisha </w:t>
       </w:r>
-      <w:hyperlink r:id="rId34">
-        <w:r>
-          <w:rPr>
-            <w:lang w:val="sw_KE" w:bidi="sw_KE"/>
-          </w:rPr>
-          <w:rPr>
-            <w:color w:val="0000EE"/>
-            <w:u w:val="single"/>
-          </w:rPr>
-          <w:t>Dan 2–4</w:t>
-        </w:r>
-      </w:hyperlink>
+      <w:r>
+        <w:rPr>
+          <w:lang w:val="sw_KE" w:bidi="sw_KE"/>
+        </w:rPr>
+        <w:t>Dan 2–4</w:t>
+      </w:r>
       <w:r>
         <w:rPr>
           <w:lang w:val="sw_KE" w:bidi="sw_KE"/>
@@ -885,36 +753,24 @@
         </w:rPr>
         <w:t>Uharibifu wa Yerusalemu haukuashiria mwisho wa hadithi kwa watu wa Mungu. Mungu alikuwa ameahidi kubariki wazao wa Abrahamu, kuwafanya kuwa taifa lenye nguvu na kubariki mataifa yote kupitia wao. Maneno dhidi ya mataifa yanayozunguka Yuda (</w:t>
       </w:r>
-      <w:hyperlink r:id="rId22">
-        <w:r>
-          <w:rPr>
-            <w:lang w:val="sw_KE" w:bidi="sw_KE"/>
-          </w:rPr>
-          <w:rPr>
-            <w:color w:val="0000EE"/>
-            <w:u w:val="single"/>
-          </w:rPr>
-          <w:t>Ezek 25–32</w:t>
-        </w:r>
-      </w:hyperlink>
+      <w:r>
+        <w:rPr>
+          <w:lang w:val="sw_KE" w:bidi="sw_KE"/>
+        </w:rPr>
+        <w:t>Ezek 25–32</w:t>
+      </w:r>
       <w:r>
         <w:rPr>
           <w:lang w:val="sw_KE" w:bidi="sw_KE"/>
         </w:rPr>
         <w:t>) yalionyesha kwamba Mungu hakuwa amesahau ahadi yake ya kale kwamba wale waliokuwa wakifurahia anguko la Israeli wao wenyewe wangehukumiwa vikali. Mungu hangeacha watu wake milele. Siku moja angeweza kurudi kuwa mchungaji wao (</w:t>
       </w:r>
-      <w:hyperlink r:id="rId35">
-        <w:r>
-          <w:rPr>
-            <w:lang w:val="sw_KE" w:bidi="sw_KE"/>
-          </w:rPr>
-          <w:rPr>
-            <w:color w:val="0000EE"/>
-            <w:u w:val="single"/>
-          </w:rPr>
-          <w:t>34:11</w:t>
-        </w:r>
-      </w:hyperlink>
+      <w:r>
+        <w:rPr>
+          <w:lang w:val="sw_KE" w:bidi="sw_KE"/>
+        </w:rPr>
+        <w:t>34:11</w:t>
+      </w:r>
       <w:r>
         <w:rPr>
           <w:lang w:val="sw_KE" w:bidi="sw_KE"/>
@@ -935,180 +791,120 @@
         </w:rPr>
         <w:t>Ezekieli anaelekeza kwenye tumaini kubwa lililotimizwa katika Yesu Kristo. Kupitia Kristo, utukufu wa Mungu unakaa kikamilifu katikati yetu kama mwanga katika giza la uhamisho wetu (</w:t>
       </w:r>
-      <w:hyperlink r:id="rId31">
-        <w:r>
-          <w:rPr>
-            <w:lang w:val="sw_KE" w:bidi="sw_KE"/>
-          </w:rPr>
-          <w:rPr>
-            <w:color w:val="0000EE"/>
-            <w:u w:val="single"/>
-          </w:rPr>
-          <w:t>11:16</w:t>
-        </w:r>
-      </w:hyperlink>
+      <w:r>
+        <w:rPr>
+          <w:lang w:val="sw_KE" w:bidi="sw_KE"/>
+        </w:rPr>
+        <w:t>11:16</w:t>
+      </w:r>
       <w:r>
         <w:rPr>
           <w:lang w:val="sw_KE" w:bidi="sw_KE"/>
         </w:rPr>
         <w:t xml:space="preserve">; </w:t>
       </w:r>
-      <w:hyperlink r:id="rId36">
-        <w:r>
-          <w:rPr>
-            <w:lang w:val="sw_KE" w:bidi="sw_KE"/>
-          </w:rPr>
-          <w:rPr>
-            <w:color w:val="0000EE"/>
-            <w:u w:val="single"/>
-          </w:rPr>
-          <w:t>43:1–5</w:t>
-        </w:r>
-      </w:hyperlink>
+      <w:r>
+        <w:rPr>
+          <w:lang w:val="sw_KE" w:bidi="sw_KE"/>
+        </w:rPr>
+        <w:t>43:1–5</w:t>
+      </w:r>
       <w:r>
         <w:rPr>
           <w:lang w:val="sw_KE" w:bidi="sw_KE"/>
         </w:rPr>
         <w:t xml:space="preserve">; </w:t>
       </w:r>
-      <w:hyperlink r:id="rId37">
-        <w:r>
-          <w:rPr>
-            <w:lang w:val="sw_KE" w:bidi="sw_KE"/>
-          </w:rPr>
-          <w:rPr>
-            <w:color w:val="0000EE"/>
-            <w:u w:val="single"/>
-          </w:rPr>
-          <w:t>Yohana 1:14</w:t>
-        </w:r>
-      </w:hyperlink>
+      <w:r>
+        <w:rPr>
+          <w:lang w:val="sw_KE" w:bidi="sw_KE"/>
+        </w:rPr>
+        <w:t>Yohana 1:14</w:t>
+      </w:r>
       <w:r>
         <w:rPr>
           <w:lang w:val="sw_KE" w:bidi="sw_KE"/>
         </w:rPr>
         <w:t>). Mchungaji Mwema anarejesha haki kwa kondoo wake (</w:t>
       </w:r>
-      <w:hyperlink r:id="rId38">
-        <w:r>
-          <w:rPr>
-            <w:lang w:val="sw_KE" w:bidi="sw_KE"/>
-          </w:rPr>
-          <w:rPr>
-            <w:color w:val="0000EE"/>
-            <w:u w:val="single"/>
-          </w:rPr>
-          <w:t>Ezek 34:1–24</w:t>
-        </w:r>
-      </w:hyperlink>
+      <w:r>
+        <w:rPr>
+          <w:lang w:val="sw_KE" w:bidi="sw_KE"/>
+        </w:rPr>
+        <w:t>Ezek 34:1–24</w:t>
+      </w:r>
       <w:r>
         <w:rPr>
           <w:lang w:val="sw_KE" w:bidi="sw_KE"/>
         </w:rPr>
         <w:t xml:space="preserve">; </w:t>
       </w:r>
-      <w:hyperlink r:id="rId39">
-        <w:r>
-          <w:rPr>
-            <w:lang w:val="sw_KE" w:bidi="sw_KE"/>
-          </w:rPr>
-          <w:rPr>
-            <w:color w:val="0000EE"/>
-            <w:u w:val="single"/>
-          </w:rPr>
-          <w:t>Yohana 10:11</w:t>
-        </w:r>
-      </w:hyperlink>
+      <w:r>
+        <w:rPr>
+          <w:lang w:val="sw_KE" w:bidi="sw_KE"/>
+        </w:rPr>
+        <w:t>Yohana 10:11</w:t>
+      </w:r>
       <w:r>
         <w:rPr>
           <w:lang w:val="sw_KE" w:bidi="sw_KE"/>
         </w:rPr>
         <w:t>). Anatujaza na Roho wake na kutufanya viumbe vipya ndani yake (</w:t>
       </w:r>
-      <w:hyperlink r:id="rId40">
-        <w:r>
-          <w:rPr>
-            <w:lang w:val="sw_KE" w:bidi="sw_KE"/>
-          </w:rPr>
-          <w:rPr>
-            <w:color w:val="0000EE"/>
-            <w:u w:val="single"/>
-          </w:rPr>
-          <w:t>Ezek 36:26–28</w:t>
-        </w:r>
-      </w:hyperlink>
+      <w:r>
+        <w:rPr>
+          <w:lang w:val="sw_KE" w:bidi="sw_KE"/>
+        </w:rPr>
+        <w:t>Ezek 36:26–28</w:t>
+      </w:r>
       <w:r>
         <w:rPr>
           <w:lang w:val="sw_KE" w:bidi="sw_KE"/>
         </w:rPr>
         <w:t xml:space="preserve">; </w:t>
       </w:r>
-      <w:hyperlink r:id="rId41">
-        <w:r>
-          <w:rPr>
-            <w:lang w:val="sw_KE" w:bidi="sw_KE"/>
-          </w:rPr>
-          <w:rPr>
-            <w:color w:val="0000EE"/>
-            <w:u w:val="single"/>
-          </w:rPr>
-          <w:t>37:1–14</w:t>
-        </w:r>
-      </w:hyperlink>
+      <w:r>
+        <w:rPr>
+          <w:lang w:val="sw_KE" w:bidi="sw_KE"/>
+        </w:rPr>
+        <w:t>37:1–14</w:t>
+      </w:r>
       <w:r>
         <w:rPr>
           <w:lang w:val="sw_KE" w:bidi="sw_KE"/>
         </w:rPr>
         <w:t xml:space="preserve">; </w:t>
       </w:r>
-      <w:hyperlink r:id="rId42">
-        <w:r>
-          <w:rPr>
-            <w:lang w:val="sw_KE" w:bidi="sw_KE"/>
-          </w:rPr>
-          <w:rPr>
-            <w:color w:val="0000EE"/>
-            <w:u w:val="single"/>
-          </w:rPr>
-          <w:t>2 Kor 5:17</w:t>
-        </w:r>
-      </w:hyperlink>
+      <w:r>
+        <w:rPr>
+          <w:lang w:val="sw_KE" w:bidi="sw_KE"/>
+        </w:rPr>
+        <w:t>2 Kor 5:17</w:t>
+      </w:r>
       <w:r>
         <w:rPr>
           <w:lang w:val="sw_KE" w:bidi="sw_KE"/>
         </w:rPr>
         <w:t>). Wale ambao wamejiunga na Kristo wana ufikiaji mkubwa zaidi wa uwepo wa Mungu kuliko maono ya Ezekieli yalivyotarajia. Wanaweza kukaribia kiti cha neema kwa uhuru na kunywa kutoka kwa maji ya uzima yanayotiririka kutoka kwenye kiti cha enzi (</w:t>
       </w:r>
-      <w:hyperlink r:id="rId43">
-        <w:r>
-          <w:rPr>
-            <w:lang w:val="sw_KE" w:bidi="sw_KE"/>
-          </w:rPr>
-          <w:rPr>
-            <w:color w:val="0000EE"/>
-            <w:u w:val="single"/>
-          </w:rPr>
-          <w:t>Ezek 47:1–11</w:t>
-        </w:r>
-      </w:hyperlink>
+      <w:r>
+        <w:rPr>
+          <w:lang w:val="sw_KE" w:bidi="sw_KE"/>
+        </w:rPr>
+        <w:t>Ezek 47:1–11</w:t>
+      </w:r>
       <w:r>
         <w:rPr>
           <w:lang w:val="sw_KE" w:bidi="sw_KE"/>
         </w:rPr>
         <w:t xml:space="preserve">; </w:t>
       </w:r>
-      <w:hyperlink r:id="rId44">
-        <w:r>
-          <w:rPr>
-            <w:lang w:val="sw_KE" w:bidi="sw_KE"/>
-          </w:rPr>
-          <w:rPr>
-            <w:color w:val="0000EE"/>
-            <w:u w:val="single"/>
-          </w:rPr>
-          <w:t>Ufu 22:1–5</w:t>
-        </w:r>
-      </w:hyperlink>
+      <w:r>
+        <w:rPr>
+          <w:lang w:val="sw_KE" w:bidi="sw_KE"/>
+        </w:rPr>
+        <w:t>Ufu 22:1–5</w:t>
+      </w:r>
       <w:r>
         <w:rPr>
           <w:lang w:val="sw_KE" w:bidi="sw_KE"/>
